--- a/backend/templates/PL-Mẫu số 01A-CC.docx
+++ b/backend/templates/PL-Mẫu số 01A-CC.docx
@@ -161,7 +161,7 @@
                 <w:szCs w:val="28"/>
                 <w14:ligatures w14:val="none"/>
               </w:rPr>
-              <w:t>BAN/CHI CỤC….</w:t>
+              <w:t>CHI CỤC HẢI QUAN KHU VỰC 8</w:t>
             </w:r>
           </w:p>
           <w:p>
